--- a/Sender Gmail Emails/Data/html_SAVE.docx
+++ b/Sender Gmail Emails/Data/html_SAVE.docx
@@ -785,7 +785,7 @@
           <w:sz w:val="36"/>
           <w:szCs w:val="36"/>
         </w:rPr>
-        <w:t xml:space="preserve">ABRAHAM MÉNDEZ RESÉNDIZ</w:t>
+        <w:t xml:space="preserve">MARCO ANTONIO RAMÍREZ OROZCO</w:t>
       </w:r>
     </w:p>
     <w:p>

--- a/Sender Gmail Emails/Data/html_SAVE.docx
+++ b/Sender Gmail Emails/Data/html_SAVE.docx
@@ -785,7 +785,7 @@
           <w:sz w:val="36"/>
           <w:szCs w:val="36"/>
         </w:rPr>
-        <w:t xml:space="preserve">MARCO ANTONIO RAMÍREZ OROZCO</w:t>
+        <w:t xml:space="preserve">FERNANDO ANAYA SIMÓN</w:t>
       </w:r>
     </w:p>
     <w:p>
